--- a/ky/wisdom-stories/gratitude-at-the-sink.docx
+++ b/ky/wisdom-stories/gratitude-at-the-sink.docx
@@ -13,7 +13,7 @@
     </w:p>
     <w:p>
       <w:r>
-        <w:t>Идиш-аяк жууп жатып дуба кылгыла. Жууй турган идишиңер бар экенине шүгүр кылгыла. Ал идиштер дасторконуңарда тамак болгонун, өзүңөрдүн же жакындарыңардын курсагын тойгузуп, камкордук көргөнүңөрдү эске салат.</w:t>
+        <w:t>Идиш-аяк жууп жатып дуба кылгыла. Жууй турган идишиңер бар экенине шүгүр кылгыла. Ал идиштер дасторконуңарда тамак болгонун, өзүңөрдүн же жакындарыңардын курсагы тойгонун, бири-бириңерге кам көргөнүңөрдү эске салат.</w:t>
       </w:r>
     </w:p>
     <w:p>
@@ -27,7 +27,7 @@
           <w:b/>
           <w:bCs/>
         </w:rPr>
-        <w:t>Сабак: Күнүмдүк түйшүктөрдүн арасында баркын байкабай калган ырыскыларыбыз бар. Кээде жуула элек бир табактын өзү да шүгүр кылууга себеп болот. Ыраазычылык ошол ырыскыны баалай билүүдөн, боорукерлик андан куру калгандарды унутпоодон башталат.</w:t>
+        <w:t>Сабак: Күнүмдүк түйшүктөрдүн арасында баркын байкабай калган ырыскыларыбыз бар. Кээде жуула элек бир табактын өзү да шүгүр кылууга себеп болот. Ыраазычылык ошол ырыскыны баалай билүүдөн, боорукердик андан куру калгандарды унутпоодон башталат.</w:t>
       </w:r>
     </w:p>
     <w:p>
